--- a/FARZANA REPORT.docx
+++ b/FARZANA REPORT.docx
@@ -1,6 +1,6 @@
 
 <file path=word/document.xml><?xml version="1.0" encoding="utf-8"?>
-<w:document xmlns:wpc="http://schemas.microsoft.com/office/word/2010/wordprocessingCanvas" xmlns:cx="http://schemas.microsoft.com/office/drawing/2014/chartex" xmlns:cx1="http://schemas.microsoft.com/office/drawing/2015/9/8/chartex" xmlns:cx2="http://schemas.microsoft.com/office/drawing/2015/10/21/chartex" xmlns:cx3="http://schemas.microsoft.com/office/drawing/2016/5/9/chartex" xmlns:cx4="http://schemas.microsoft.com/office/drawing/2016/5/10/chartex" xmlns:cx5="http://schemas.microsoft.com/office/drawing/2016/5/11/chartex" xmlns:cx6="http://schemas.microsoft.com/office/drawing/2016/5/12/chartex" xmlns:cx7="http://schemas.microsoft.com/office/drawing/2016/5/13/chartex" xmlns:cx8="http://schemas.microsoft.com/office/drawing/2016/5/14/chartex" xmlns:mc="http://schemas.openxmlformats.org/markup-compatibility/2006" xmlns:aink="http://schemas.microsoft.com/office/drawing/2016/ink" xmlns:am3d="http://schemas.microsoft.com/office/drawing/2017/model3d" xmlns:o="urn:schemas-microsoft-com:office:office" xmlns:oel="http://schemas.microsoft.com/office/2019/extlst" xmlns:r="http://schemas.openxmlformats.org/officeDocument/2006/relationships" xmlns:m="http://schemas.openxmlformats.org/officeDocument/2006/math" xmlns:v="urn:schemas-microsoft-com:vml" xmlns:wp14="http://schemas.microsoft.com/office/word/2010/wordprocessingDrawing" xmlns:wp="http://schemas.openxmlformats.org/drawingml/2006/wordprocessingDrawing" xmlns:w10="urn:schemas-microsoft-com:office:word" xmlns:w="http://schemas.openxmlformats.org/wordprocessingml/2006/main" xmlns:w14="http://schemas.microsoft.com/office/word/2010/wordml" xmlns:w15="http://schemas.microsoft.com/office/word/2012/wordml" xmlns:w16cex="http://schemas.microsoft.com/office/word/2018/wordml/cex" xmlns:w16cid="http://schemas.microsoft.com/office/word/2016/wordml/cid" xmlns:w16="http://schemas.microsoft.com/office/word/2018/wordml" xmlns:w16sdtdh="http://schemas.microsoft.com/office/word/2020/wordml/sdtdatahash" xmlns:w16se="http://schemas.microsoft.com/office/word/2015/wordml/symex" xmlns:wpg="http://schemas.microsoft.com/office/word/2010/wordprocessingGroup" xmlns:wpi="http://schemas.microsoft.com/office/word/2010/wordprocessingInk" xmlns:wne="http://schemas.microsoft.com/office/word/2006/wordml" xmlns:wps="http://schemas.microsoft.com/office/word/2010/wordprocessingShape" mc:Ignorable="w14 w15 w16se w16cid w16 w16cex w16sdtdh wp14">
+<w:document xmlns:wpc="http://schemas.microsoft.com/office/word/2010/wordprocessingCanvas" xmlns:cx="http://schemas.microsoft.com/office/drawing/2014/chartex" xmlns:cx1="http://schemas.microsoft.com/office/drawing/2015/9/8/chartex" xmlns:cx2="http://schemas.microsoft.com/office/drawing/2015/10/21/chartex" xmlns:cx3="http://schemas.microsoft.com/office/drawing/2016/5/9/chartex" xmlns:cx4="http://schemas.microsoft.com/office/drawing/2016/5/10/chartex" xmlns:cx5="http://schemas.microsoft.com/office/drawing/2016/5/11/chartex" xmlns:cx6="http://schemas.microsoft.com/office/drawing/2016/5/12/chartex" xmlns:cx7="http://schemas.microsoft.com/office/drawing/2016/5/13/chartex" xmlns:cx8="http://schemas.microsoft.com/office/drawing/2016/5/14/chartex" xmlns:mc="http://schemas.openxmlformats.org/markup-compatibility/2006" xmlns:aink="http://schemas.microsoft.com/office/drawing/2016/ink" xmlns:am3d="http://schemas.microsoft.com/office/drawing/2017/model3d" xmlns:o="urn:schemas-microsoft-com:office:office" xmlns:oel="http://schemas.microsoft.com/office/2019/extlst" xmlns:r="http://schemas.openxmlformats.org/officeDocument/2006/relationships" xmlns:m="http://schemas.openxmlformats.org/officeDocument/2006/math" xmlns:v="urn:schemas-microsoft-com:vml" xmlns:wp14="http://schemas.microsoft.com/office/word/2010/wordprocessingDrawing" xmlns:wp="http://schemas.openxmlformats.org/drawingml/2006/wordprocessingDrawing" xmlns:w10="urn:schemas-microsoft-com:office:word" xmlns:w="http://schemas.openxmlformats.org/wordprocessingml/2006/main" xmlns:w14="http://schemas.microsoft.com/office/word/2010/wordml" xmlns:w15="http://schemas.microsoft.com/office/word/2012/wordml" xmlns:w16cex="http://schemas.microsoft.com/office/word/2018/wordml/cex" xmlns:w16cid="http://schemas.microsoft.com/office/word/2016/wordml/cid" xmlns:w16="http://schemas.microsoft.com/office/word/2018/wordml" xmlns:w16du="http://schemas.microsoft.com/office/word/2023/wordml/word16du" xmlns:w16sdtdh="http://schemas.microsoft.com/office/word/2020/wordml/sdtdatahash" xmlns:w16sdtfl="http://schemas.microsoft.com/office/word/2024/wordml/sdtformatlock" xmlns:w16se="http://schemas.microsoft.com/office/word/2015/wordml/symex" xmlns:wpg="http://schemas.microsoft.com/office/word/2010/wordprocessingGroup" xmlns:wpi="http://schemas.microsoft.com/office/word/2010/wordprocessingInk" xmlns:wne="http://schemas.microsoft.com/office/word/2006/wordml" xmlns:wps="http://schemas.microsoft.com/office/word/2010/wordprocessingShape" mc:Ignorable="w14 w15 w16se w16cid w16 w16cex w16sdtdh w16sdtfl w16du wp14">
   <w:body>
     <w:p>
       <w:pPr>
@@ -689,25 +689,7 @@
           <w:sz w:val="24"/>
           <w:szCs w:val="24"/>
         </w:rPr>
-        <w:t xml:space="preserve"> is a </w:t>
-      </w:r>
-      <w:proofErr w:type="spellStart"/>
-      <w:r>
-        <w:rPr>
-          <w:rFonts w:ascii="Times New Roman" w:hAnsi="Times New Roman" w:cs="Times New Roman"/>
-          <w:sz w:val="24"/>
-          <w:szCs w:val="24"/>
-        </w:rPr>
-        <w:t>bonafide</w:t>
-      </w:r>
-      <w:proofErr w:type="spellEnd"/>
-      <w:r>
-        <w:rPr>
-          <w:rFonts w:ascii="Times New Roman" w:hAnsi="Times New Roman" w:cs="Times New Roman"/>
-          <w:sz w:val="24"/>
-          <w:szCs w:val="24"/>
-        </w:rPr>
-        <w:t xml:space="preserve"> record of the seminar report presented by </w:t>
+        <w:t xml:space="preserve"> is a bonafide record of the seminar report presented by </w:t>
       </w:r>
       <w:r>
         <w:rPr>
@@ -3583,27 +3565,15 @@
         </w:rPr>
         <w:t xml:space="preserve">I would like to place on record my deepest sense of gratitude to our principal, </w:t>
       </w:r>
-      <w:proofErr w:type="spellStart"/>
-      <w:r>
-        <w:rPr>
-          <w:rFonts w:ascii="Times New Roman" w:hAnsi="Times New Roman" w:cs="Times New Roman"/>
-          <w:b/>
-          <w:bCs/>
-          <w:sz w:val="24"/>
-          <w:szCs w:val="24"/>
-        </w:rPr>
-        <w:t>Dr.</w:t>
-      </w:r>
-      <w:proofErr w:type="spellEnd"/>
-      <w:r>
-        <w:rPr>
-          <w:rFonts w:ascii="Times New Roman" w:hAnsi="Times New Roman" w:cs="Times New Roman"/>
-          <w:b/>
-          <w:bCs/>
-          <w:sz w:val="24"/>
-          <w:szCs w:val="24"/>
-        </w:rPr>
-        <w:t xml:space="preserve"> K </w:t>
+      <w:r>
+        <w:rPr>
+          <w:rFonts w:ascii="Times New Roman" w:hAnsi="Times New Roman" w:cs="Times New Roman"/>
+          <w:b/>
+          <w:bCs/>
+          <w:sz w:val="24"/>
+          <w:szCs w:val="24"/>
+        </w:rPr>
+        <w:t xml:space="preserve">Dr. K </w:t>
       </w:r>
       <w:proofErr w:type="spellStart"/>
       <w:r>
@@ -3992,14 +3962,6 @@
           <w:bCs/>
         </w:rPr>
         <w:tab/>
-      </w:r>
-      <w:r>
-        <w:rPr>
-          <w:b/>
-          <w:bCs/>
-        </w:rPr>
-        <w:tab/>
-        <w:t>DEPT OF CSE</w:t>
       </w:r>
     </w:p>
     <w:p>
@@ -6494,66 +6456,26 @@
           <w:sz w:val="28"/>
           <w:szCs w:val="28"/>
         </w:rPr>
-        <w:t xml:space="preserve">“Chaos-based cryptography: A brief overview” L. </w:t>
-      </w:r>
-      <w:proofErr w:type="spellStart"/>
-      <w:r>
-        <w:rPr>
-          <w:rFonts w:ascii="Times New Roman" w:hAnsi="Times New Roman" w:cs="Times New Roman"/>
-          <w:b/>
-          <w:bCs/>
-          <w:sz w:val="28"/>
-          <w:szCs w:val="28"/>
-        </w:rPr>
-        <w:t>Kocarev</w:t>
-      </w:r>
-      <w:proofErr w:type="spellEnd"/>
-      <w:r>
-        <w:rPr>
-          <w:rFonts w:ascii="Times New Roman" w:hAnsi="Times New Roman" w:cs="Times New Roman"/>
-          <w:b/>
-          <w:bCs/>
-          <w:sz w:val="28"/>
-          <w:szCs w:val="28"/>
-        </w:rPr>
-        <w:t xml:space="preserve">, 2001. </w:t>
-      </w:r>
-    </w:p>
-    <w:p>
-      <w:pPr>
-        <w:spacing w:line="360" w:lineRule="auto"/>
-        <w:jc w:val="both"/>
-        <w:rPr>
-          <w:rFonts w:ascii="Times New Roman" w:hAnsi="Times New Roman" w:cs="Times New Roman"/>
-          <w:sz w:val="24"/>
-          <w:szCs w:val="24"/>
-        </w:rPr>
-      </w:pPr>
-      <w:r>
-        <w:rPr>
-          <w:rFonts w:ascii="Times New Roman" w:hAnsi="Times New Roman" w:cs="Times New Roman"/>
-          <w:sz w:val="24"/>
-          <w:szCs w:val="24"/>
-        </w:rPr>
-        <w:t xml:space="preserve">"Chaos-based cryptography: A brief overview" by L. </w:t>
-      </w:r>
-      <w:proofErr w:type="spellStart"/>
-      <w:r>
-        <w:rPr>
-          <w:rFonts w:ascii="Times New Roman" w:hAnsi="Times New Roman" w:cs="Times New Roman"/>
-          <w:sz w:val="24"/>
-          <w:szCs w:val="24"/>
-        </w:rPr>
-        <w:t>Kocarev</w:t>
-      </w:r>
-      <w:proofErr w:type="spellEnd"/>
-      <w:r>
-        <w:rPr>
-          <w:rFonts w:ascii="Times New Roman" w:hAnsi="Times New Roman" w:cs="Times New Roman"/>
-          <w:sz w:val="24"/>
-          <w:szCs w:val="24"/>
-        </w:rPr>
-        <w:t>, published in IEEE Circuits and Systems Magazine in 2001, suggests a concise exploration of chaos-based cryptography. In this work, the author likely provides a summary of the application of chaos theory in the field of cryptography. The paper might discuss how chaotic systems are utilized to enhance the security of cryptographic algorithms and protocols. By leveraging the inherent unpredictability and complexity of chaotic systems, cryptography based on chaos theory aims to create secure communication channels and data encryption methods. This overview could serve as a valuable resource</w:t>
+        <w:t xml:space="preserve">“Chaos-based cryptography: A brief overview” L. Kocarev, 2001. </w:t>
+      </w:r>
+    </w:p>
+    <w:p>
+      <w:pPr>
+        <w:spacing w:line="360" w:lineRule="auto"/>
+        <w:jc w:val="both"/>
+        <w:rPr>
+          <w:rFonts w:ascii="Times New Roman" w:hAnsi="Times New Roman" w:cs="Times New Roman"/>
+          <w:sz w:val="24"/>
+          <w:szCs w:val="24"/>
+        </w:rPr>
+      </w:pPr>
+      <w:r>
+        <w:rPr>
+          <w:rFonts w:ascii="Times New Roman" w:hAnsi="Times New Roman" w:cs="Times New Roman"/>
+          <w:sz w:val="24"/>
+          <w:szCs w:val="24"/>
+        </w:rPr>
+        <w:t>"Chaos-based cryptography: A brief overview" by L. Kocarev, published in IEEE Circuits and Systems Magazine in 2001, suggests a concise exploration of chaos-based cryptography. In this work, the author likely provides a summary of the application of chaos theory in the field of cryptography. The paper might discuss how chaotic systems are utilized to enhance the security of cryptographic algorithms and protocols. By leveraging the inherent unpredictability and complexity of chaotic systems, cryptography based on chaos theory aims to create secure communication channels and data encryption methods. This overview could serve as a valuable resource</w:t>
       </w:r>
       <w:r>
         <w:rPr>
@@ -6691,7 +6613,6 @@
         <w:t>S.Lian</w:t>
       </w:r>
       <w:proofErr w:type="spellEnd"/>
-      <w:proofErr w:type="gramEnd"/>
       <w:r>
         <w:rPr>
           <w:rFonts w:ascii="Times New Roman" w:hAnsi="Times New Roman" w:cs="Times New Roman"/>
@@ -6700,7 +6621,18 @@
           <w:sz w:val="28"/>
           <w:szCs w:val="28"/>
         </w:rPr>
-        <w:t>,  2011.</w:t>
+        <w:t>,  2011</w:t>
+      </w:r>
+      <w:proofErr w:type="gramEnd"/>
+      <w:r>
+        <w:rPr>
+          <w:rFonts w:ascii="Times New Roman" w:hAnsi="Times New Roman" w:cs="Times New Roman"/>
+          <w:b/>
+          <w:bCs/>
+          <w:sz w:val="28"/>
+          <w:szCs w:val="28"/>
+        </w:rPr>
+        <w:t>.</w:t>
       </w:r>
     </w:p>
     <w:p>
@@ -10193,25 +10125,7 @@
           <w:sz w:val="24"/>
           <w:szCs w:val="24"/>
         </w:rPr>
-        <w:t xml:space="preserve">The significance of these results extends to cryptographic applications, positioning the generated pseudo-random sequences as suitable candidates for tasks requiring high-quality randomness. Their adequacy for applications such as hash functions and keystream generation </w:t>
-      </w:r>
-      <w:proofErr w:type="gramStart"/>
-      <w:r>
-        <w:rPr>
-          <w:rFonts w:ascii="Times New Roman" w:hAnsi="Times New Roman" w:cs="Times New Roman"/>
-          <w:sz w:val="24"/>
-          <w:szCs w:val="24"/>
-        </w:rPr>
-        <w:t>is</w:t>
-      </w:r>
-      <w:proofErr w:type="gramEnd"/>
-      <w:r>
-        <w:rPr>
-          <w:rFonts w:ascii="Times New Roman" w:hAnsi="Times New Roman" w:cs="Times New Roman"/>
-          <w:sz w:val="24"/>
-          <w:szCs w:val="24"/>
-        </w:rPr>
-        <w:t xml:space="preserve"> affirmed, underscoring their potential in enhancing the security of cryptographic systems. Moreover, the efficiency and speed at which these sequences are generated make them particularly valuable for real-time or fast-processing security applications, where rapid generation of reliable random data is crucial. In essence, the successful outcome of the </w:t>
+        <w:t xml:space="preserve">The significance of these results extends to cryptographic applications, positioning the generated pseudo-random sequences as suitable candidates for tasks requiring high-quality randomness. Their adequacy for applications such as hash functions and keystream generation is affirmed, underscoring their potential in enhancing the security of cryptographic systems. Moreover, the efficiency and speed at which these sequences are generated make them particularly valuable for real-time or fast-processing security applications, where rapid generation of reliable random data is crucial. In essence, the successful outcome of the </w:t>
       </w:r>
       <w:r>
         <w:rPr>
@@ -14493,25 +14407,7 @@
           <w:sz w:val="24"/>
           <w:szCs w:val="24"/>
         </w:rPr>
-        <w:t xml:space="preserve">L. </w:t>
-      </w:r>
-      <w:proofErr w:type="spellStart"/>
-      <w:r>
-        <w:rPr>
-          <w:rFonts w:ascii="Times New Roman" w:hAnsi="Times New Roman" w:cs="Times New Roman"/>
-          <w:sz w:val="24"/>
-          <w:szCs w:val="24"/>
-        </w:rPr>
-        <w:t>Kocarev</w:t>
-      </w:r>
-      <w:proofErr w:type="spellEnd"/>
-      <w:r>
-        <w:rPr>
-          <w:rFonts w:ascii="Times New Roman" w:hAnsi="Times New Roman" w:cs="Times New Roman"/>
-          <w:sz w:val="24"/>
-          <w:szCs w:val="24"/>
-        </w:rPr>
-        <w:t>, “Chaos-based cryptography: A brief overview,” IEEE Circuits and Systems Magazine, 2001.</w:t>
+        <w:t>L. Kocarev, “Chaos-based cryptography: A brief overview,” IEEE Circuits and Systems Magazine, 2001.</w:t>
       </w:r>
     </w:p>
     <w:p>
@@ -14802,7 +14698,7 @@
 </file>
 
 <file path=word/endnotes.xml><?xml version="1.0" encoding="utf-8"?>
-<w:endnotes xmlns:wpc="http://schemas.microsoft.com/office/word/2010/wordprocessingCanvas" xmlns:cx="http://schemas.microsoft.com/office/drawing/2014/chartex" xmlns:cx1="http://schemas.microsoft.com/office/drawing/2015/9/8/chartex" xmlns:cx2="http://schemas.microsoft.com/office/drawing/2015/10/21/chartex" xmlns:cx3="http://schemas.microsoft.com/office/drawing/2016/5/9/chartex" xmlns:cx4="http://schemas.microsoft.com/office/drawing/2016/5/10/chartex" xmlns:cx5="http://schemas.microsoft.com/office/drawing/2016/5/11/chartex" xmlns:cx6="http://schemas.microsoft.com/office/drawing/2016/5/12/chartex" xmlns:cx7="http://schemas.microsoft.com/office/drawing/2016/5/13/chartex" xmlns:cx8="http://schemas.microsoft.com/office/drawing/2016/5/14/chartex" xmlns:mc="http://schemas.openxmlformats.org/markup-compatibility/2006" xmlns:aink="http://schemas.microsoft.com/office/drawing/2016/ink" xmlns:am3d="http://schemas.microsoft.com/office/drawing/2017/model3d" xmlns:o="urn:schemas-microsoft-com:office:office" xmlns:oel="http://schemas.microsoft.com/office/2019/extlst" xmlns:r="http://schemas.openxmlformats.org/officeDocument/2006/relationships" xmlns:m="http://schemas.openxmlformats.org/officeDocument/2006/math" xmlns:v="urn:schemas-microsoft-com:vml" xmlns:wp14="http://schemas.microsoft.com/office/word/2010/wordprocessingDrawing" xmlns:wp="http://schemas.openxmlformats.org/drawingml/2006/wordprocessingDrawing" xmlns:w10="urn:schemas-microsoft-com:office:word" xmlns:w="http://schemas.openxmlformats.org/wordprocessingml/2006/main" xmlns:w14="http://schemas.microsoft.com/office/word/2010/wordml" xmlns:w15="http://schemas.microsoft.com/office/word/2012/wordml" xmlns:w16cex="http://schemas.microsoft.com/office/word/2018/wordml/cex" xmlns:w16cid="http://schemas.microsoft.com/office/word/2016/wordml/cid" xmlns:w16="http://schemas.microsoft.com/office/word/2018/wordml" xmlns:w16sdtdh="http://schemas.microsoft.com/office/word/2020/wordml/sdtdatahash" xmlns:w16se="http://schemas.microsoft.com/office/word/2015/wordml/symex" xmlns:wpg="http://schemas.microsoft.com/office/word/2010/wordprocessingGroup" xmlns:wpi="http://schemas.microsoft.com/office/word/2010/wordprocessingInk" xmlns:wne="http://schemas.microsoft.com/office/word/2006/wordml" xmlns:wps="http://schemas.microsoft.com/office/word/2010/wordprocessingShape" mc:Ignorable="w14 w15 w16se w16cid w16 w16cex w16sdtdh wp14">
+<w:endnotes xmlns:wpc="http://schemas.microsoft.com/office/word/2010/wordprocessingCanvas" xmlns:cx="http://schemas.microsoft.com/office/drawing/2014/chartex" xmlns:cx1="http://schemas.microsoft.com/office/drawing/2015/9/8/chartex" xmlns:cx2="http://schemas.microsoft.com/office/drawing/2015/10/21/chartex" xmlns:cx3="http://schemas.microsoft.com/office/drawing/2016/5/9/chartex" xmlns:cx4="http://schemas.microsoft.com/office/drawing/2016/5/10/chartex" xmlns:cx5="http://schemas.microsoft.com/office/drawing/2016/5/11/chartex" xmlns:cx6="http://schemas.microsoft.com/office/drawing/2016/5/12/chartex" xmlns:cx7="http://schemas.microsoft.com/office/drawing/2016/5/13/chartex" xmlns:cx8="http://schemas.microsoft.com/office/drawing/2016/5/14/chartex" xmlns:mc="http://schemas.openxmlformats.org/markup-compatibility/2006" xmlns:aink="http://schemas.microsoft.com/office/drawing/2016/ink" xmlns:am3d="http://schemas.microsoft.com/office/drawing/2017/model3d" xmlns:o="urn:schemas-microsoft-com:office:office" xmlns:oel="http://schemas.microsoft.com/office/2019/extlst" xmlns:r="http://schemas.openxmlformats.org/officeDocument/2006/relationships" xmlns:m="http://schemas.openxmlformats.org/officeDocument/2006/math" xmlns:v="urn:schemas-microsoft-com:vml" xmlns:wp14="http://schemas.microsoft.com/office/word/2010/wordprocessingDrawing" xmlns:wp="http://schemas.openxmlformats.org/drawingml/2006/wordprocessingDrawing" xmlns:w10="urn:schemas-microsoft-com:office:word" xmlns:w="http://schemas.openxmlformats.org/wordprocessingml/2006/main" xmlns:w14="http://schemas.microsoft.com/office/word/2010/wordml" xmlns:w15="http://schemas.microsoft.com/office/word/2012/wordml" xmlns:w16cex="http://schemas.microsoft.com/office/word/2018/wordml/cex" xmlns:w16cid="http://schemas.microsoft.com/office/word/2016/wordml/cid" xmlns:w16="http://schemas.microsoft.com/office/word/2018/wordml" xmlns:w16du="http://schemas.microsoft.com/office/word/2023/wordml/word16du" xmlns:w16sdtdh="http://schemas.microsoft.com/office/word/2020/wordml/sdtdatahash" xmlns:w16sdtfl="http://schemas.microsoft.com/office/word/2024/wordml/sdtformatlock" xmlns:w16se="http://schemas.microsoft.com/office/word/2015/wordml/symex" xmlns:wpg="http://schemas.microsoft.com/office/word/2010/wordprocessingGroup" xmlns:wpi="http://schemas.microsoft.com/office/word/2010/wordprocessingInk" xmlns:wne="http://schemas.microsoft.com/office/word/2006/wordml" xmlns:wps="http://schemas.microsoft.com/office/word/2010/wordprocessingShape" mc:Ignorable="w14 w15 w16se w16cid w16 w16cex w16sdtdh w16sdtfl w16du wp14">
   <w:endnote w:type="separator" w:id="-1">
     <w:p>
       <w:pPr>
@@ -14834,7 +14730,7 @@
 </file>
 
 <file path=word/footer1.xml><?xml version="1.0" encoding="utf-8"?>
-<w:ftr xmlns:wpc="http://schemas.microsoft.com/office/word/2010/wordprocessingCanvas" xmlns:cx="http://schemas.microsoft.com/office/drawing/2014/chartex" xmlns:cx1="http://schemas.microsoft.com/office/drawing/2015/9/8/chartex" xmlns:cx2="http://schemas.microsoft.com/office/drawing/2015/10/21/chartex" xmlns:cx3="http://schemas.microsoft.com/office/drawing/2016/5/9/chartex" xmlns:cx4="http://schemas.microsoft.com/office/drawing/2016/5/10/chartex" xmlns:cx5="http://schemas.microsoft.com/office/drawing/2016/5/11/chartex" xmlns:cx6="http://schemas.microsoft.com/office/drawing/2016/5/12/chartex" xmlns:cx7="http://schemas.microsoft.com/office/drawing/2016/5/13/chartex" xmlns:cx8="http://schemas.microsoft.com/office/drawing/2016/5/14/chartex" xmlns:mc="http://schemas.openxmlformats.org/markup-compatibility/2006" xmlns:aink="http://schemas.microsoft.com/office/drawing/2016/ink" xmlns:am3d="http://schemas.microsoft.com/office/drawing/2017/model3d" xmlns:o="urn:schemas-microsoft-com:office:office" xmlns:oel="http://schemas.microsoft.com/office/2019/extlst" xmlns:r="http://schemas.openxmlformats.org/officeDocument/2006/relationships" xmlns:m="http://schemas.openxmlformats.org/officeDocument/2006/math" xmlns:v="urn:schemas-microsoft-com:vml" xmlns:wp14="http://schemas.microsoft.com/office/word/2010/wordprocessingDrawing" xmlns:wp="http://schemas.openxmlformats.org/drawingml/2006/wordprocessingDrawing" xmlns:w10="urn:schemas-microsoft-com:office:word" xmlns:w="http://schemas.openxmlformats.org/wordprocessingml/2006/main" xmlns:w14="http://schemas.microsoft.com/office/word/2010/wordml" xmlns:w15="http://schemas.microsoft.com/office/word/2012/wordml" xmlns:w16cex="http://schemas.microsoft.com/office/word/2018/wordml/cex" xmlns:w16cid="http://schemas.microsoft.com/office/word/2016/wordml/cid" xmlns:w16="http://schemas.microsoft.com/office/word/2018/wordml" xmlns:w16sdtdh="http://schemas.microsoft.com/office/word/2020/wordml/sdtdatahash" xmlns:w16se="http://schemas.microsoft.com/office/word/2015/wordml/symex" xmlns:wpg="http://schemas.microsoft.com/office/word/2010/wordprocessingGroup" xmlns:wpi="http://schemas.microsoft.com/office/word/2010/wordprocessingInk" xmlns:wne="http://schemas.microsoft.com/office/word/2006/wordml" xmlns:wps="http://schemas.microsoft.com/office/word/2010/wordprocessingShape" mc:Ignorable="w14 w15 w16se w16cid w16 w16cex w16sdtdh wp14">
+<w:ftr xmlns:wpc="http://schemas.microsoft.com/office/word/2010/wordprocessingCanvas" xmlns:cx="http://schemas.microsoft.com/office/drawing/2014/chartex" xmlns:cx1="http://schemas.microsoft.com/office/drawing/2015/9/8/chartex" xmlns:cx2="http://schemas.microsoft.com/office/drawing/2015/10/21/chartex" xmlns:cx3="http://schemas.microsoft.com/office/drawing/2016/5/9/chartex" xmlns:cx4="http://schemas.microsoft.com/office/drawing/2016/5/10/chartex" xmlns:cx5="http://schemas.microsoft.com/office/drawing/2016/5/11/chartex" xmlns:cx6="http://schemas.microsoft.com/office/drawing/2016/5/12/chartex" xmlns:cx7="http://schemas.microsoft.com/office/drawing/2016/5/13/chartex" xmlns:cx8="http://schemas.microsoft.com/office/drawing/2016/5/14/chartex" xmlns:mc="http://schemas.openxmlformats.org/markup-compatibility/2006" xmlns:aink="http://schemas.microsoft.com/office/drawing/2016/ink" xmlns:am3d="http://schemas.microsoft.com/office/drawing/2017/model3d" xmlns:o="urn:schemas-microsoft-com:office:office" xmlns:oel="http://schemas.microsoft.com/office/2019/extlst" xmlns:r="http://schemas.openxmlformats.org/officeDocument/2006/relationships" xmlns:m="http://schemas.openxmlformats.org/officeDocument/2006/math" xmlns:v="urn:schemas-microsoft-com:vml" xmlns:wp14="http://schemas.microsoft.com/office/word/2010/wordprocessingDrawing" xmlns:wp="http://schemas.openxmlformats.org/drawingml/2006/wordprocessingDrawing" xmlns:w10="urn:schemas-microsoft-com:office:word" xmlns:w="http://schemas.openxmlformats.org/wordprocessingml/2006/main" xmlns:w14="http://schemas.microsoft.com/office/word/2010/wordml" xmlns:w15="http://schemas.microsoft.com/office/word/2012/wordml" xmlns:w16cex="http://schemas.microsoft.com/office/word/2018/wordml/cex" xmlns:w16cid="http://schemas.microsoft.com/office/word/2016/wordml/cid" xmlns:w16="http://schemas.microsoft.com/office/word/2018/wordml" xmlns:w16du="http://schemas.microsoft.com/office/word/2023/wordml/word16du" xmlns:w16sdtdh="http://schemas.microsoft.com/office/word/2020/wordml/sdtdatahash" xmlns:w16sdtfl="http://schemas.microsoft.com/office/word/2024/wordml/sdtformatlock" xmlns:w16se="http://schemas.microsoft.com/office/word/2015/wordml/symex" xmlns:wpg="http://schemas.microsoft.com/office/word/2010/wordprocessingGroup" xmlns:wpi="http://schemas.microsoft.com/office/word/2010/wordprocessingInk" xmlns:wne="http://schemas.microsoft.com/office/word/2006/wordml" xmlns:wps="http://schemas.microsoft.com/office/word/2010/wordprocessingShape" mc:Ignorable="w14 w15 w16se w16cid w16 w16cex w16sdtdh w16sdtfl w16du wp14">
   <w:p>
     <w:pPr>
       <w:pStyle w:val="Footer"/>
@@ -14925,7 +14821,7 @@
 </file>
 
 <file path=word/footer2.xml><?xml version="1.0" encoding="utf-8"?>
-<w:ftr xmlns:wpc="http://schemas.microsoft.com/office/word/2010/wordprocessingCanvas" xmlns:cx="http://schemas.microsoft.com/office/drawing/2014/chartex" xmlns:cx1="http://schemas.microsoft.com/office/drawing/2015/9/8/chartex" xmlns:cx2="http://schemas.microsoft.com/office/drawing/2015/10/21/chartex" xmlns:cx3="http://schemas.microsoft.com/office/drawing/2016/5/9/chartex" xmlns:cx4="http://schemas.microsoft.com/office/drawing/2016/5/10/chartex" xmlns:cx5="http://schemas.microsoft.com/office/drawing/2016/5/11/chartex" xmlns:cx6="http://schemas.microsoft.com/office/drawing/2016/5/12/chartex" xmlns:cx7="http://schemas.microsoft.com/office/drawing/2016/5/13/chartex" xmlns:cx8="http://schemas.microsoft.com/office/drawing/2016/5/14/chartex" xmlns:mc="http://schemas.openxmlformats.org/markup-compatibility/2006" xmlns:aink="http://schemas.microsoft.com/office/drawing/2016/ink" xmlns:am3d="http://schemas.microsoft.com/office/drawing/2017/model3d" xmlns:o="urn:schemas-microsoft-com:office:office" xmlns:oel="http://schemas.microsoft.com/office/2019/extlst" xmlns:r="http://schemas.openxmlformats.org/officeDocument/2006/relationships" xmlns:m="http://schemas.openxmlformats.org/officeDocument/2006/math" xmlns:v="urn:schemas-microsoft-com:vml" xmlns:wp14="http://schemas.microsoft.com/office/word/2010/wordprocessingDrawing" xmlns:wp="http://schemas.openxmlformats.org/drawingml/2006/wordprocessingDrawing" xmlns:w10="urn:schemas-microsoft-com:office:word" xmlns:w="http://schemas.openxmlformats.org/wordprocessingml/2006/main" xmlns:w14="http://schemas.microsoft.com/office/word/2010/wordml" xmlns:w15="http://schemas.microsoft.com/office/word/2012/wordml" xmlns:w16cex="http://schemas.microsoft.com/office/word/2018/wordml/cex" xmlns:w16cid="http://schemas.microsoft.com/office/word/2016/wordml/cid" xmlns:w16="http://schemas.microsoft.com/office/word/2018/wordml" xmlns:w16sdtdh="http://schemas.microsoft.com/office/word/2020/wordml/sdtdatahash" xmlns:w16se="http://schemas.microsoft.com/office/word/2015/wordml/symex" xmlns:wpg="http://schemas.microsoft.com/office/word/2010/wordprocessingGroup" xmlns:wpi="http://schemas.microsoft.com/office/word/2010/wordprocessingInk" xmlns:wne="http://schemas.microsoft.com/office/word/2006/wordml" xmlns:wps="http://schemas.microsoft.com/office/word/2010/wordprocessingShape" mc:Ignorable="w14 w15 w16se w16cid w16 w16cex w16sdtdh wp14">
+<w:ftr xmlns:wpc="http://schemas.microsoft.com/office/word/2010/wordprocessingCanvas" xmlns:cx="http://schemas.microsoft.com/office/drawing/2014/chartex" xmlns:cx1="http://schemas.microsoft.com/office/drawing/2015/9/8/chartex" xmlns:cx2="http://schemas.microsoft.com/office/drawing/2015/10/21/chartex" xmlns:cx3="http://schemas.microsoft.com/office/drawing/2016/5/9/chartex" xmlns:cx4="http://schemas.microsoft.com/office/drawing/2016/5/10/chartex" xmlns:cx5="http://schemas.microsoft.com/office/drawing/2016/5/11/chartex" xmlns:cx6="http://schemas.microsoft.com/office/drawing/2016/5/12/chartex" xmlns:cx7="http://schemas.microsoft.com/office/drawing/2016/5/13/chartex" xmlns:cx8="http://schemas.microsoft.com/office/drawing/2016/5/14/chartex" xmlns:mc="http://schemas.openxmlformats.org/markup-compatibility/2006" xmlns:aink="http://schemas.microsoft.com/office/drawing/2016/ink" xmlns:am3d="http://schemas.microsoft.com/office/drawing/2017/model3d" xmlns:o="urn:schemas-microsoft-com:office:office" xmlns:oel="http://schemas.microsoft.com/office/2019/extlst" xmlns:r="http://schemas.openxmlformats.org/officeDocument/2006/relationships" xmlns:m="http://schemas.openxmlformats.org/officeDocument/2006/math" xmlns:v="urn:schemas-microsoft-com:vml" xmlns:wp14="http://schemas.microsoft.com/office/word/2010/wordprocessingDrawing" xmlns:wp="http://schemas.openxmlformats.org/drawingml/2006/wordprocessingDrawing" xmlns:w10="urn:schemas-microsoft-com:office:word" xmlns:w="http://schemas.openxmlformats.org/wordprocessingml/2006/main" xmlns:w14="http://schemas.microsoft.com/office/word/2010/wordml" xmlns:w15="http://schemas.microsoft.com/office/word/2012/wordml" xmlns:w16cex="http://schemas.microsoft.com/office/word/2018/wordml/cex" xmlns:w16cid="http://schemas.microsoft.com/office/word/2016/wordml/cid" xmlns:w16="http://schemas.microsoft.com/office/word/2018/wordml" xmlns:w16du="http://schemas.microsoft.com/office/word/2023/wordml/word16du" xmlns:w16sdtdh="http://schemas.microsoft.com/office/word/2020/wordml/sdtdatahash" xmlns:w16sdtfl="http://schemas.microsoft.com/office/word/2024/wordml/sdtformatlock" xmlns:w16se="http://schemas.microsoft.com/office/word/2015/wordml/symex" xmlns:wpg="http://schemas.microsoft.com/office/word/2010/wordprocessingGroup" xmlns:wpi="http://schemas.microsoft.com/office/word/2010/wordprocessingInk" xmlns:wne="http://schemas.microsoft.com/office/word/2006/wordml" xmlns:wps="http://schemas.microsoft.com/office/word/2010/wordprocessingShape" mc:Ignorable="w14 w15 w16se w16cid w16 w16cex w16sdtdh w16sdtfl w16du wp14">
   <w:p>
     <w:pPr>
       <w:pStyle w:val="Footer"/>
@@ -15020,7 +14916,7 @@
 </file>
 
 <file path=word/footnotes.xml><?xml version="1.0" encoding="utf-8"?>
-<w:footnotes xmlns:wpc="http://schemas.microsoft.com/office/word/2010/wordprocessingCanvas" xmlns:cx="http://schemas.microsoft.com/office/drawing/2014/chartex" xmlns:cx1="http://schemas.microsoft.com/office/drawing/2015/9/8/chartex" xmlns:cx2="http://schemas.microsoft.com/office/drawing/2015/10/21/chartex" xmlns:cx3="http://schemas.microsoft.com/office/drawing/2016/5/9/chartex" xmlns:cx4="http://schemas.microsoft.com/office/drawing/2016/5/10/chartex" xmlns:cx5="http://schemas.microsoft.com/office/drawing/2016/5/11/chartex" xmlns:cx6="http://schemas.microsoft.com/office/drawing/2016/5/12/chartex" xmlns:cx7="http://schemas.microsoft.com/office/drawing/2016/5/13/chartex" xmlns:cx8="http://schemas.microsoft.com/office/drawing/2016/5/14/chartex" xmlns:mc="http://schemas.openxmlformats.org/markup-compatibility/2006" xmlns:aink="http://schemas.microsoft.com/office/drawing/2016/ink" xmlns:am3d="http://schemas.microsoft.com/office/drawing/2017/model3d" xmlns:o="urn:schemas-microsoft-com:office:office" xmlns:oel="http://schemas.microsoft.com/office/2019/extlst" xmlns:r="http://schemas.openxmlformats.org/officeDocument/2006/relationships" xmlns:m="http://schemas.openxmlformats.org/officeDocument/2006/math" xmlns:v="urn:schemas-microsoft-com:vml" xmlns:wp14="http://schemas.microsoft.com/office/word/2010/wordprocessingDrawing" xmlns:wp="http://schemas.openxmlformats.org/drawingml/2006/wordprocessingDrawing" xmlns:w10="urn:schemas-microsoft-com:office:word" xmlns:w="http://schemas.openxmlformats.org/wordprocessingml/2006/main" xmlns:w14="http://schemas.microsoft.com/office/word/2010/wordml" xmlns:w15="http://schemas.microsoft.com/office/word/2012/wordml" xmlns:w16cex="http://schemas.microsoft.com/office/word/2018/wordml/cex" xmlns:w16cid="http://schemas.microsoft.com/office/word/2016/wordml/cid" xmlns:w16="http://schemas.microsoft.com/office/word/2018/wordml" xmlns:w16sdtdh="http://schemas.microsoft.com/office/word/2020/wordml/sdtdatahash" xmlns:w16se="http://schemas.microsoft.com/office/word/2015/wordml/symex" xmlns:wpg="http://schemas.microsoft.com/office/word/2010/wordprocessingGroup" xmlns:wpi="http://schemas.microsoft.com/office/word/2010/wordprocessingInk" xmlns:wne="http://schemas.microsoft.com/office/word/2006/wordml" xmlns:wps="http://schemas.microsoft.com/office/word/2010/wordprocessingShape" mc:Ignorable="w14 w15 w16se w16cid w16 w16cex w16sdtdh wp14">
+<w:footnotes xmlns:wpc="http://schemas.microsoft.com/office/word/2010/wordprocessingCanvas" xmlns:cx="http://schemas.microsoft.com/office/drawing/2014/chartex" xmlns:cx1="http://schemas.microsoft.com/office/drawing/2015/9/8/chartex" xmlns:cx2="http://schemas.microsoft.com/office/drawing/2015/10/21/chartex" xmlns:cx3="http://schemas.microsoft.com/office/drawing/2016/5/9/chartex" xmlns:cx4="http://schemas.microsoft.com/office/drawing/2016/5/10/chartex" xmlns:cx5="http://schemas.microsoft.com/office/drawing/2016/5/11/chartex" xmlns:cx6="http://schemas.microsoft.com/office/drawing/2016/5/12/chartex" xmlns:cx7="http://schemas.microsoft.com/office/drawing/2016/5/13/chartex" xmlns:cx8="http://schemas.microsoft.com/office/drawing/2016/5/14/chartex" xmlns:mc="http://schemas.openxmlformats.org/markup-compatibility/2006" xmlns:aink="http://schemas.microsoft.com/office/drawing/2016/ink" xmlns:am3d="http://schemas.microsoft.com/office/drawing/2017/model3d" xmlns:o="urn:schemas-microsoft-com:office:office" xmlns:oel="http://schemas.microsoft.com/office/2019/extlst" xmlns:r="http://schemas.openxmlformats.org/officeDocument/2006/relationships" xmlns:m="http://schemas.openxmlformats.org/officeDocument/2006/math" xmlns:v="urn:schemas-microsoft-com:vml" xmlns:wp14="http://schemas.microsoft.com/office/word/2010/wordprocessingDrawing" xmlns:wp="http://schemas.openxmlformats.org/drawingml/2006/wordprocessingDrawing" xmlns:w10="urn:schemas-microsoft-com:office:word" xmlns:w="http://schemas.openxmlformats.org/wordprocessingml/2006/main" xmlns:w14="http://schemas.microsoft.com/office/word/2010/wordml" xmlns:w15="http://schemas.microsoft.com/office/word/2012/wordml" xmlns:w16cex="http://schemas.microsoft.com/office/word/2018/wordml/cex" xmlns:w16cid="http://schemas.microsoft.com/office/word/2016/wordml/cid" xmlns:w16="http://schemas.microsoft.com/office/word/2018/wordml" xmlns:w16du="http://schemas.microsoft.com/office/word/2023/wordml/word16du" xmlns:w16sdtdh="http://schemas.microsoft.com/office/word/2020/wordml/sdtdatahash" xmlns:w16sdtfl="http://schemas.microsoft.com/office/word/2024/wordml/sdtformatlock" xmlns:w16se="http://schemas.microsoft.com/office/word/2015/wordml/symex" xmlns:wpg="http://schemas.microsoft.com/office/word/2010/wordprocessingGroup" xmlns:wpi="http://schemas.microsoft.com/office/word/2010/wordprocessingInk" xmlns:wne="http://schemas.microsoft.com/office/word/2006/wordml" xmlns:wps="http://schemas.microsoft.com/office/word/2010/wordprocessingShape" mc:Ignorable="w14 w15 w16se w16cid w16 w16cex w16sdtdh w16sdtfl w16du wp14">
   <w:footnote w:type="separator" w:id="-1">
     <w:p>
       <w:pPr>
@@ -15052,7 +14948,7 @@
 </file>
 
 <file path=word/header1.xml><?xml version="1.0" encoding="utf-8"?>
-<w:hdr xmlns:wpc="http://schemas.microsoft.com/office/word/2010/wordprocessingCanvas" xmlns:cx="http://schemas.microsoft.com/office/drawing/2014/chartex" xmlns:cx1="http://schemas.microsoft.com/office/drawing/2015/9/8/chartex" xmlns:cx2="http://schemas.microsoft.com/office/drawing/2015/10/21/chartex" xmlns:cx3="http://schemas.microsoft.com/office/drawing/2016/5/9/chartex" xmlns:cx4="http://schemas.microsoft.com/office/drawing/2016/5/10/chartex" xmlns:cx5="http://schemas.microsoft.com/office/drawing/2016/5/11/chartex" xmlns:cx6="http://schemas.microsoft.com/office/drawing/2016/5/12/chartex" xmlns:cx7="http://schemas.microsoft.com/office/drawing/2016/5/13/chartex" xmlns:cx8="http://schemas.microsoft.com/office/drawing/2016/5/14/chartex" xmlns:mc="http://schemas.openxmlformats.org/markup-compatibility/2006" xmlns:aink="http://schemas.microsoft.com/office/drawing/2016/ink" xmlns:am3d="http://schemas.microsoft.com/office/drawing/2017/model3d" xmlns:o="urn:schemas-microsoft-com:office:office" xmlns:oel="http://schemas.microsoft.com/office/2019/extlst" xmlns:r="http://schemas.openxmlformats.org/officeDocument/2006/relationships" xmlns:m="http://schemas.openxmlformats.org/officeDocument/2006/math" xmlns:v="urn:schemas-microsoft-com:vml" xmlns:wp14="http://schemas.microsoft.com/office/word/2010/wordprocessingDrawing" xmlns:wp="http://schemas.openxmlformats.org/drawingml/2006/wordprocessingDrawing" xmlns:w10="urn:schemas-microsoft-com:office:word" xmlns:w="http://schemas.openxmlformats.org/wordprocessingml/2006/main" xmlns:w14="http://schemas.microsoft.com/office/word/2010/wordml" xmlns:w15="http://schemas.microsoft.com/office/word/2012/wordml" xmlns:w16cex="http://schemas.microsoft.com/office/word/2018/wordml/cex" xmlns:w16cid="http://schemas.microsoft.com/office/word/2016/wordml/cid" xmlns:w16="http://schemas.microsoft.com/office/word/2018/wordml" xmlns:w16sdtdh="http://schemas.microsoft.com/office/word/2020/wordml/sdtdatahash" xmlns:w16se="http://schemas.microsoft.com/office/word/2015/wordml/symex" xmlns:wpg="http://schemas.microsoft.com/office/word/2010/wordprocessingGroup" xmlns:wpi="http://schemas.microsoft.com/office/word/2010/wordprocessingInk" xmlns:wne="http://schemas.microsoft.com/office/word/2006/wordml" xmlns:wps="http://schemas.microsoft.com/office/word/2010/wordprocessingShape" mc:Ignorable="w14 w15 w16se w16cid w16 w16cex w16sdtdh wp14">
+<w:hdr xmlns:wpc="http://schemas.microsoft.com/office/word/2010/wordprocessingCanvas" xmlns:cx="http://schemas.microsoft.com/office/drawing/2014/chartex" xmlns:cx1="http://schemas.microsoft.com/office/drawing/2015/9/8/chartex" xmlns:cx2="http://schemas.microsoft.com/office/drawing/2015/10/21/chartex" xmlns:cx3="http://schemas.microsoft.com/office/drawing/2016/5/9/chartex" xmlns:cx4="http://schemas.microsoft.com/office/drawing/2016/5/10/chartex" xmlns:cx5="http://schemas.microsoft.com/office/drawing/2016/5/11/chartex" xmlns:cx6="http://schemas.microsoft.com/office/drawing/2016/5/12/chartex" xmlns:cx7="http://schemas.microsoft.com/office/drawing/2016/5/13/chartex" xmlns:cx8="http://schemas.microsoft.com/office/drawing/2016/5/14/chartex" xmlns:mc="http://schemas.openxmlformats.org/markup-compatibility/2006" xmlns:aink="http://schemas.microsoft.com/office/drawing/2016/ink" xmlns:am3d="http://schemas.microsoft.com/office/drawing/2017/model3d" xmlns:o="urn:schemas-microsoft-com:office:office" xmlns:oel="http://schemas.microsoft.com/office/2019/extlst" xmlns:r="http://schemas.openxmlformats.org/officeDocument/2006/relationships" xmlns:m="http://schemas.openxmlformats.org/officeDocument/2006/math" xmlns:v="urn:schemas-microsoft-com:vml" xmlns:wp14="http://schemas.microsoft.com/office/word/2010/wordprocessingDrawing" xmlns:wp="http://schemas.openxmlformats.org/drawingml/2006/wordprocessingDrawing" xmlns:w10="urn:schemas-microsoft-com:office:word" xmlns:w="http://schemas.openxmlformats.org/wordprocessingml/2006/main" xmlns:w14="http://schemas.microsoft.com/office/word/2010/wordml" xmlns:w15="http://schemas.microsoft.com/office/word/2012/wordml" xmlns:w16cex="http://schemas.microsoft.com/office/word/2018/wordml/cex" xmlns:w16cid="http://schemas.microsoft.com/office/word/2016/wordml/cid" xmlns:w16="http://schemas.microsoft.com/office/word/2018/wordml" xmlns:w16du="http://schemas.microsoft.com/office/word/2023/wordml/word16du" xmlns:w16sdtdh="http://schemas.microsoft.com/office/word/2020/wordml/sdtdatahash" xmlns:w16sdtfl="http://schemas.microsoft.com/office/word/2024/wordml/sdtformatlock" xmlns:w16se="http://schemas.microsoft.com/office/word/2015/wordml/symex" xmlns:wpg="http://schemas.microsoft.com/office/word/2010/wordprocessingGroup" xmlns:wpi="http://schemas.microsoft.com/office/word/2010/wordprocessingInk" xmlns:wne="http://schemas.microsoft.com/office/word/2006/wordml" xmlns:wps="http://schemas.microsoft.com/office/word/2010/wordprocessingShape" mc:Ignorable="w14 w15 w16se w16cid w16 w16cex w16sdtdh w16sdtfl w16du wp14">
   <w:p>
     <w:pPr>
       <w:pStyle w:val="Header"/>
@@ -15086,7 +14982,6 @@
         <w:dataBinding w:prefixMappings="xmlns:ns0='http://purl.org/dc/elements/1.1/' xmlns:ns1='http://schemas.openxmlformats.org/package/2006/metadata/core-properties' " w:xpath="/ns1:coreProperties[1]/ns0:title[1]" w:storeItemID="{6C3C8BC8-F283-45AE-878A-BAB7291924A1}"/>
         <w:text/>
       </w:sdtPr>
-      <w:sdtEndPr/>
       <w:sdtContent>
         <w:r>
           <w:rPr>
@@ -15114,7 +15009,7 @@
 </file>
 
 <file path=word/header2.xml><?xml version="1.0" encoding="utf-8"?>
-<w:hdr xmlns:wpc="http://schemas.microsoft.com/office/word/2010/wordprocessingCanvas" xmlns:cx="http://schemas.microsoft.com/office/drawing/2014/chartex" xmlns:cx1="http://schemas.microsoft.com/office/drawing/2015/9/8/chartex" xmlns:cx2="http://schemas.microsoft.com/office/drawing/2015/10/21/chartex" xmlns:cx3="http://schemas.microsoft.com/office/drawing/2016/5/9/chartex" xmlns:cx4="http://schemas.microsoft.com/office/drawing/2016/5/10/chartex" xmlns:cx5="http://schemas.microsoft.com/office/drawing/2016/5/11/chartex" xmlns:cx6="http://schemas.microsoft.com/office/drawing/2016/5/12/chartex" xmlns:cx7="http://schemas.microsoft.com/office/drawing/2016/5/13/chartex" xmlns:cx8="http://schemas.microsoft.com/office/drawing/2016/5/14/chartex" xmlns:mc="http://schemas.openxmlformats.org/markup-compatibility/2006" xmlns:aink="http://schemas.microsoft.com/office/drawing/2016/ink" xmlns:am3d="http://schemas.microsoft.com/office/drawing/2017/model3d" xmlns:o="urn:schemas-microsoft-com:office:office" xmlns:oel="http://schemas.microsoft.com/office/2019/extlst" xmlns:r="http://schemas.openxmlformats.org/officeDocument/2006/relationships" xmlns:m="http://schemas.openxmlformats.org/officeDocument/2006/math" xmlns:v="urn:schemas-microsoft-com:vml" xmlns:wp14="http://schemas.microsoft.com/office/word/2010/wordprocessingDrawing" xmlns:wp="http://schemas.openxmlformats.org/drawingml/2006/wordprocessingDrawing" xmlns:w10="urn:schemas-microsoft-com:office:word" xmlns:w="http://schemas.openxmlformats.org/wordprocessingml/2006/main" xmlns:w14="http://schemas.microsoft.com/office/word/2010/wordml" xmlns:w15="http://schemas.microsoft.com/office/word/2012/wordml" xmlns:w16cex="http://schemas.microsoft.com/office/word/2018/wordml/cex" xmlns:w16cid="http://schemas.microsoft.com/office/word/2016/wordml/cid" xmlns:w16="http://schemas.microsoft.com/office/word/2018/wordml" xmlns:w16sdtdh="http://schemas.microsoft.com/office/word/2020/wordml/sdtdatahash" xmlns:w16se="http://schemas.microsoft.com/office/word/2015/wordml/symex" xmlns:wpg="http://schemas.microsoft.com/office/word/2010/wordprocessingGroup" xmlns:wpi="http://schemas.microsoft.com/office/word/2010/wordprocessingInk" xmlns:wne="http://schemas.microsoft.com/office/word/2006/wordml" xmlns:wps="http://schemas.microsoft.com/office/word/2010/wordprocessingShape" mc:Ignorable="w14 w15 w16se w16cid w16 w16cex w16sdtdh wp14">
+<w:hdr xmlns:wpc="http://schemas.microsoft.com/office/word/2010/wordprocessingCanvas" xmlns:cx="http://schemas.microsoft.com/office/drawing/2014/chartex" xmlns:cx1="http://schemas.microsoft.com/office/drawing/2015/9/8/chartex" xmlns:cx2="http://schemas.microsoft.com/office/drawing/2015/10/21/chartex" xmlns:cx3="http://schemas.microsoft.com/office/drawing/2016/5/9/chartex" xmlns:cx4="http://schemas.microsoft.com/office/drawing/2016/5/10/chartex" xmlns:cx5="http://schemas.microsoft.com/office/drawing/2016/5/11/chartex" xmlns:cx6="http://schemas.microsoft.com/office/drawing/2016/5/12/chartex" xmlns:cx7="http://schemas.microsoft.com/office/drawing/2016/5/13/chartex" xmlns:cx8="http://schemas.microsoft.com/office/drawing/2016/5/14/chartex" xmlns:mc="http://schemas.openxmlformats.org/markup-compatibility/2006" xmlns:aink="http://schemas.microsoft.com/office/drawing/2016/ink" xmlns:am3d="http://schemas.microsoft.com/office/drawing/2017/model3d" xmlns:o="urn:schemas-microsoft-com:office:office" xmlns:oel="http://schemas.microsoft.com/office/2019/extlst" xmlns:r="http://schemas.openxmlformats.org/officeDocument/2006/relationships" xmlns:m="http://schemas.openxmlformats.org/officeDocument/2006/math" xmlns:v="urn:schemas-microsoft-com:vml" xmlns:wp14="http://schemas.microsoft.com/office/word/2010/wordprocessingDrawing" xmlns:wp="http://schemas.openxmlformats.org/drawingml/2006/wordprocessingDrawing" xmlns:w10="urn:schemas-microsoft-com:office:word" xmlns:w="http://schemas.openxmlformats.org/wordprocessingml/2006/main" xmlns:w14="http://schemas.microsoft.com/office/word/2010/wordml" xmlns:w15="http://schemas.microsoft.com/office/word/2012/wordml" xmlns:w16cex="http://schemas.microsoft.com/office/word/2018/wordml/cex" xmlns:w16cid="http://schemas.microsoft.com/office/word/2016/wordml/cid" xmlns:w16="http://schemas.microsoft.com/office/word/2018/wordml" xmlns:w16du="http://schemas.microsoft.com/office/word/2023/wordml/word16du" xmlns:w16sdtdh="http://schemas.microsoft.com/office/word/2020/wordml/sdtdatahash" xmlns:w16sdtfl="http://schemas.microsoft.com/office/word/2024/wordml/sdtformatlock" xmlns:w16se="http://schemas.microsoft.com/office/word/2015/wordml/symex" xmlns:wpg="http://schemas.microsoft.com/office/word/2010/wordprocessingGroup" xmlns:wpi="http://schemas.microsoft.com/office/word/2010/wordprocessingInk" xmlns:wne="http://schemas.microsoft.com/office/word/2006/wordml" xmlns:wps="http://schemas.microsoft.com/office/word/2010/wordprocessingShape" mc:Ignorable="w14 w15 w16se w16cid w16 w16cex w16sdtdh w16sdtfl w16du wp14">
   <w:p>
     <w:pPr>
       <w:pStyle w:val="Header"/>
@@ -15148,7 +15043,6 @@
         <w:dataBinding w:prefixMappings="xmlns:ns0='http://purl.org/dc/elements/1.1/' xmlns:ns1='http://schemas.openxmlformats.org/package/2006/metadata/core-properties' " w:xpath="/ns1:coreProperties[1]/ns0:title[1]" w:storeItemID="{6C3C8BC8-F283-45AE-878A-BAB7291924A1}"/>
         <w:text/>
       </w:sdtPr>
-      <w:sdtEndPr/>
       <w:sdtContent>
         <w:r>
           <w:rPr>
@@ -15176,7 +15070,7 @@
 </file>
 
 <file path=word/numbering.xml><?xml version="1.0" encoding="utf-8"?>
-<w:numbering xmlns:wpc="http://schemas.microsoft.com/office/word/2010/wordprocessingCanvas" xmlns:cx="http://schemas.microsoft.com/office/drawing/2014/chartex" xmlns:cx1="http://schemas.microsoft.com/office/drawing/2015/9/8/chartex" xmlns:cx2="http://schemas.microsoft.com/office/drawing/2015/10/21/chartex" xmlns:cx3="http://schemas.microsoft.com/office/drawing/2016/5/9/chartex" xmlns:cx4="http://schemas.microsoft.com/office/drawing/2016/5/10/chartex" xmlns:cx5="http://schemas.microsoft.com/office/drawing/2016/5/11/chartex" xmlns:cx6="http://schemas.microsoft.com/office/drawing/2016/5/12/chartex" xmlns:cx7="http://schemas.microsoft.com/office/drawing/2016/5/13/chartex" xmlns:cx8="http://schemas.microsoft.com/office/drawing/2016/5/14/chartex" xmlns:mc="http://schemas.openxmlformats.org/markup-compatibility/2006" xmlns:aink="http://schemas.microsoft.com/office/drawing/2016/ink" xmlns:am3d="http://schemas.microsoft.com/office/drawing/2017/model3d" xmlns:o="urn:schemas-microsoft-com:office:office" xmlns:oel="http://schemas.microsoft.com/office/2019/extlst" xmlns:r="http://schemas.openxmlformats.org/officeDocument/2006/relationships" xmlns:m="http://schemas.openxmlformats.org/officeDocument/2006/math" xmlns:v="urn:schemas-microsoft-com:vml" xmlns:wp14="http://schemas.microsoft.com/office/word/2010/wordprocessingDrawing" xmlns:wp="http://schemas.openxmlformats.org/drawingml/2006/wordprocessingDrawing" xmlns:w10="urn:schemas-microsoft-com:office:word" xmlns:w="http://schemas.openxmlformats.org/wordprocessingml/2006/main" xmlns:w14="http://schemas.microsoft.com/office/word/2010/wordml" xmlns:w15="http://schemas.microsoft.com/office/word/2012/wordml" xmlns:w16cex="http://schemas.microsoft.com/office/word/2018/wordml/cex" xmlns:w16cid="http://schemas.microsoft.com/office/word/2016/wordml/cid" xmlns:w16="http://schemas.microsoft.com/office/word/2018/wordml" xmlns:w16sdtdh="http://schemas.microsoft.com/office/word/2020/wordml/sdtdatahash" xmlns:w16se="http://schemas.microsoft.com/office/word/2015/wordml/symex" xmlns:wpg="http://schemas.microsoft.com/office/word/2010/wordprocessingGroup" xmlns:wpi="http://schemas.microsoft.com/office/word/2010/wordprocessingInk" xmlns:wne="http://schemas.microsoft.com/office/word/2006/wordml" xmlns:wps="http://schemas.microsoft.com/office/word/2010/wordprocessingShape" mc:Ignorable="w14 w15 w16se w16cid w16 w16cex w16sdtdh wp14">
+<w:numbering xmlns:wpc="http://schemas.microsoft.com/office/word/2010/wordprocessingCanvas" xmlns:cx="http://schemas.microsoft.com/office/drawing/2014/chartex" xmlns:cx1="http://schemas.microsoft.com/office/drawing/2015/9/8/chartex" xmlns:cx2="http://schemas.microsoft.com/office/drawing/2015/10/21/chartex" xmlns:cx3="http://schemas.microsoft.com/office/drawing/2016/5/9/chartex" xmlns:cx4="http://schemas.microsoft.com/office/drawing/2016/5/10/chartex" xmlns:cx5="http://schemas.microsoft.com/office/drawing/2016/5/11/chartex" xmlns:cx6="http://schemas.microsoft.com/office/drawing/2016/5/12/chartex" xmlns:cx7="http://schemas.microsoft.com/office/drawing/2016/5/13/chartex" xmlns:cx8="http://schemas.microsoft.com/office/drawing/2016/5/14/chartex" xmlns:mc="http://schemas.openxmlformats.org/markup-compatibility/2006" xmlns:aink="http://schemas.microsoft.com/office/drawing/2016/ink" xmlns:am3d="http://schemas.microsoft.com/office/drawing/2017/model3d" xmlns:o="urn:schemas-microsoft-com:office:office" xmlns:oel="http://schemas.microsoft.com/office/2019/extlst" xmlns:r="http://schemas.openxmlformats.org/officeDocument/2006/relationships" xmlns:m="http://schemas.openxmlformats.org/officeDocument/2006/math" xmlns:v="urn:schemas-microsoft-com:vml" xmlns:wp14="http://schemas.microsoft.com/office/word/2010/wordprocessingDrawing" xmlns:wp="http://schemas.openxmlformats.org/drawingml/2006/wordprocessingDrawing" xmlns:w10="urn:schemas-microsoft-com:office:word" xmlns:w="http://schemas.openxmlformats.org/wordprocessingml/2006/main" xmlns:w14="http://schemas.microsoft.com/office/word/2010/wordml" xmlns:w15="http://schemas.microsoft.com/office/word/2012/wordml" xmlns:w16cex="http://schemas.microsoft.com/office/word/2018/wordml/cex" xmlns:w16cid="http://schemas.microsoft.com/office/word/2016/wordml/cid" xmlns:w16="http://schemas.microsoft.com/office/word/2018/wordml" xmlns:w16du="http://schemas.microsoft.com/office/word/2023/wordml/word16du" xmlns:w16sdtdh="http://schemas.microsoft.com/office/word/2020/wordml/sdtdatahash" xmlns:w16sdtfl="http://schemas.microsoft.com/office/word/2024/wordml/sdtformatlock" xmlns:w16se="http://schemas.microsoft.com/office/word/2015/wordml/symex" xmlns:wpg="http://schemas.microsoft.com/office/word/2010/wordprocessingGroup" xmlns:wpi="http://schemas.microsoft.com/office/word/2010/wordprocessingInk" xmlns:wne="http://schemas.microsoft.com/office/word/2006/wordml" xmlns:wps="http://schemas.microsoft.com/office/word/2010/wordprocessingShape" mc:Ignorable="w14 w15 w16se w16cid w16 w16cex w16sdtdh w16sdtfl w16du wp14">
   <w:abstractNum w:abstractNumId="0" w15:restartNumberingAfterBreak="0">
     <w:nsid w:val="08722429"/>
     <w:multiLevelType w:val="multilevel"/>
@@ -16573,7 +16467,7 @@
 </file>
 
 <file path=word/styles.xml><?xml version="1.0" encoding="utf-8"?>
-<w:styles xmlns:mc="http://schemas.openxmlformats.org/markup-compatibility/2006" xmlns:r="http://schemas.openxmlformats.org/officeDocument/2006/relationships" xmlns:w="http://schemas.openxmlformats.org/wordprocessingml/2006/main" xmlns:w14="http://schemas.microsoft.com/office/word/2010/wordml" xmlns:w15="http://schemas.microsoft.com/office/word/2012/wordml" xmlns:w16cex="http://schemas.microsoft.com/office/word/2018/wordml/cex" xmlns:w16cid="http://schemas.microsoft.com/office/word/2016/wordml/cid" xmlns:w16="http://schemas.microsoft.com/office/word/2018/wordml" xmlns:w16sdtdh="http://schemas.microsoft.com/office/word/2020/wordml/sdtdatahash" xmlns:w16se="http://schemas.microsoft.com/office/word/2015/wordml/symex" mc:Ignorable="w14 w15 w16se w16cid w16 w16cex w16sdtdh">
+<w:styles xmlns:mc="http://schemas.openxmlformats.org/markup-compatibility/2006" xmlns:r="http://schemas.openxmlformats.org/officeDocument/2006/relationships" xmlns:w="http://schemas.openxmlformats.org/wordprocessingml/2006/main" xmlns:w14="http://schemas.microsoft.com/office/word/2010/wordml" xmlns:w15="http://schemas.microsoft.com/office/word/2012/wordml" xmlns:w16cex="http://schemas.microsoft.com/office/word/2018/wordml/cex" xmlns:w16cid="http://schemas.microsoft.com/office/word/2016/wordml/cid" xmlns:w16="http://schemas.microsoft.com/office/word/2018/wordml" xmlns:w16du="http://schemas.microsoft.com/office/word/2023/wordml/word16du" xmlns:w16sdtdh="http://schemas.microsoft.com/office/word/2020/wordml/sdtdatahash" xmlns:w16sdtfl="http://schemas.microsoft.com/office/word/2024/wordml/sdtformatlock" xmlns:w16se="http://schemas.microsoft.com/office/word/2015/wordml/symex" mc:Ignorable="w14 w15 w16se w16cid w16 w16cex w16sdtdh w16sdtfl w16du">
   <w:docDefaults>
     <w:rPrDefault>
       <w:rPr>
@@ -17456,7 +17350,7 @@
 </file>
 
 <file path=word/glossary/document.xml><?xml version="1.0" encoding="utf-8"?>
-<w:glossaryDocument xmlns:wpc="http://schemas.microsoft.com/office/word/2010/wordprocessingCanvas" xmlns:cx="http://schemas.microsoft.com/office/drawing/2014/chartex" xmlns:cx1="http://schemas.microsoft.com/office/drawing/2015/9/8/chartex" xmlns:cx2="http://schemas.microsoft.com/office/drawing/2015/10/21/chartex" xmlns:cx3="http://schemas.microsoft.com/office/drawing/2016/5/9/chartex" xmlns:cx4="http://schemas.microsoft.com/office/drawing/2016/5/10/chartex" xmlns:cx5="http://schemas.microsoft.com/office/drawing/2016/5/11/chartex" xmlns:cx6="http://schemas.microsoft.com/office/drawing/2016/5/12/chartex" xmlns:cx7="http://schemas.microsoft.com/office/drawing/2016/5/13/chartex" xmlns:cx8="http://schemas.microsoft.com/office/drawing/2016/5/14/chartex" xmlns:mc="http://schemas.openxmlformats.org/markup-compatibility/2006" xmlns:aink="http://schemas.microsoft.com/office/drawing/2016/ink" xmlns:am3d="http://schemas.microsoft.com/office/drawing/2017/model3d" xmlns:o="urn:schemas-microsoft-com:office:office" xmlns:oel="http://schemas.microsoft.com/office/2019/extlst" xmlns:r="http://schemas.openxmlformats.org/officeDocument/2006/relationships" xmlns:m="http://schemas.openxmlformats.org/officeDocument/2006/math" xmlns:v="urn:schemas-microsoft-com:vml" xmlns:wp14="http://schemas.microsoft.com/office/word/2010/wordprocessingDrawing" xmlns:wp="http://schemas.openxmlformats.org/drawingml/2006/wordprocessingDrawing" xmlns:w10="urn:schemas-microsoft-com:office:word" xmlns:w="http://schemas.openxmlformats.org/wordprocessingml/2006/main" xmlns:w14="http://schemas.microsoft.com/office/word/2010/wordml" xmlns:w15="http://schemas.microsoft.com/office/word/2012/wordml" xmlns:w16cex="http://schemas.microsoft.com/office/word/2018/wordml/cex" xmlns:w16cid="http://schemas.microsoft.com/office/word/2016/wordml/cid" xmlns:w16="http://schemas.microsoft.com/office/word/2018/wordml" xmlns:w16sdtdh="http://schemas.microsoft.com/office/word/2020/wordml/sdtdatahash" xmlns:w16se="http://schemas.microsoft.com/office/word/2015/wordml/symex" xmlns:wpg="http://schemas.microsoft.com/office/word/2010/wordprocessingGroup" xmlns:wpi="http://schemas.microsoft.com/office/word/2010/wordprocessingInk" xmlns:wne="http://schemas.microsoft.com/office/word/2006/wordml" xmlns:wps="http://schemas.microsoft.com/office/word/2010/wordprocessingShape" mc:Ignorable="w14 w15 w16se w16cid w16 w16cex w16sdtdh wp14">
+<w:glossaryDocument xmlns:wpc="http://schemas.microsoft.com/office/word/2010/wordprocessingCanvas" xmlns:cx="http://schemas.microsoft.com/office/drawing/2014/chartex" xmlns:cx1="http://schemas.microsoft.com/office/drawing/2015/9/8/chartex" xmlns:cx2="http://schemas.microsoft.com/office/drawing/2015/10/21/chartex" xmlns:cx3="http://schemas.microsoft.com/office/drawing/2016/5/9/chartex" xmlns:cx4="http://schemas.microsoft.com/office/drawing/2016/5/10/chartex" xmlns:cx5="http://schemas.microsoft.com/office/drawing/2016/5/11/chartex" xmlns:cx6="http://schemas.microsoft.com/office/drawing/2016/5/12/chartex" xmlns:cx7="http://schemas.microsoft.com/office/drawing/2016/5/13/chartex" xmlns:cx8="http://schemas.microsoft.com/office/drawing/2016/5/14/chartex" xmlns:mc="http://schemas.openxmlformats.org/markup-compatibility/2006" xmlns:aink="http://schemas.microsoft.com/office/drawing/2016/ink" xmlns:am3d="http://schemas.microsoft.com/office/drawing/2017/model3d" xmlns:o="urn:schemas-microsoft-com:office:office" xmlns:oel="http://schemas.microsoft.com/office/2019/extlst" xmlns:r="http://schemas.openxmlformats.org/officeDocument/2006/relationships" xmlns:m="http://schemas.openxmlformats.org/officeDocument/2006/math" xmlns:v="urn:schemas-microsoft-com:vml" xmlns:wp14="http://schemas.microsoft.com/office/word/2010/wordprocessingDrawing" xmlns:wp="http://schemas.openxmlformats.org/drawingml/2006/wordprocessingDrawing" xmlns:w10="urn:schemas-microsoft-com:office:word" xmlns:w="http://schemas.openxmlformats.org/wordprocessingml/2006/main" xmlns:w14="http://schemas.microsoft.com/office/word/2010/wordml" xmlns:w15="http://schemas.microsoft.com/office/word/2012/wordml" xmlns:w16cex="http://schemas.microsoft.com/office/word/2018/wordml/cex" xmlns:w16cid="http://schemas.microsoft.com/office/word/2016/wordml/cid" xmlns:w16="http://schemas.microsoft.com/office/word/2018/wordml" xmlns:w16du="http://schemas.microsoft.com/office/word/2023/wordml/word16du" xmlns:w16sdtdh="http://schemas.microsoft.com/office/word/2020/wordml/sdtdatahash" xmlns:w16sdtfl="http://schemas.microsoft.com/office/word/2024/wordml/sdtformatlock" xmlns:w16se="http://schemas.microsoft.com/office/word/2015/wordml/symex" xmlns:wpg="http://schemas.microsoft.com/office/word/2010/wordprocessingGroup" xmlns:wpi="http://schemas.microsoft.com/office/word/2010/wordprocessingInk" xmlns:wne="http://schemas.microsoft.com/office/word/2006/wordml" xmlns:wps="http://schemas.microsoft.com/office/word/2010/wordprocessingShape" mc:Ignorable="w14 w15 w16se w16cid w16 w16cex w16sdtdh w16sdtfl w16du wp14">
   <w:docParts>
     <w:docPart>
       <w:docPartPr>
@@ -17521,7 +17415,7 @@
 </file>
 
 <file path=word/glossary/fontTable.xml><?xml version="1.0" encoding="utf-8"?>
-<w:fonts xmlns:mc="http://schemas.openxmlformats.org/markup-compatibility/2006" xmlns:r="http://schemas.openxmlformats.org/officeDocument/2006/relationships" xmlns:w="http://schemas.openxmlformats.org/wordprocessingml/2006/main" xmlns:w14="http://schemas.microsoft.com/office/word/2010/wordml" xmlns:w15="http://schemas.microsoft.com/office/word/2012/wordml" xmlns:w16cex="http://schemas.microsoft.com/office/word/2018/wordml/cex" xmlns:w16cid="http://schemas.microsoft.com/office/word/2016/wordml/cid" xmlns:w16="http://schemas.microsoft.com/office/word/2018/wordml" xmlns:w16sdtdh="http://schemas.microsoft.com/office/word/2020/wordml/sdtdatahash" xmlns:w16se="http://schemas.microsoft.com/office/word/2015/wordml/symex" mc:Ignorable="w14 w15 w16se w16cid w16 w16cex w16sdtdh">
+<w:fonts xmlns:mc="http://schemas.openxmlformats.org/markup-compatibility/2006" xmlns:r="http://schemas.openxmlformats.org/officeDocument/2006/relationships" xmlns:w="http://schemas.openxmlformats.org/wordprocessingml/2006/main" xmlns:w14="http://schemas.microsoft.com/office/word/2010/wordml" xmlns:w15="http://schemas.microsoft.com/office/word/2012/wordml" xmlns:w16cex="http://schemas.microsoft.com/office/word/2018/wordml/cex" xmlns:w16cid="http://schemas.microsoft.com/office/word/2016/wordml/cid" xmlns:w16="http://schemas.microsoft.com/office/word/2018/wordml" xmlns:w16du="http://schemas.microsoft.com/office/word/2023/wordml/word16du" xmlns:w16sdtdh="http://schemas.microsoft.com/office/word/2020/wordml/sdtdatahash" xmlns:w16sdtfl="http://schemas.microsoft.com/office/word/2024/wordml/sdtformatlock" xmlns:w16se="http://schemas.microsoft.com/office/word/2015/wordml/symex" mc:Ignorable="w14 w15 w16se w16cid w16 w16cex w16sdtdh w16sdtfl w16du">
   <w:font w:name="Times New Roman">
     <w:panose1 w:val="02020603050405020304"/>
     <w:charset w:val="00"/>
@@ -17583,7 +17477,7 @@
 </file>
 
 <file path=word/glossary/settings.xml><?xml version="1.0" encoding="utf-8"?>
-<w:settings xmlns:mc="http://schemas.openxmlformats.org/markup-compatibility/2006" xmlns:o="urn:schemas-microsoft-com:office:office" xmlns:r="http://schemas.openxmlformats.org/officeDocument/2006/relationships" xmlns:m="http://schemas.openxmlformats.org/officeDocument/2006/math" xmlns:v="urn:schemas-microsoft-com:vml" xmlns:w10="urn:schemas-microsoft-com:office:word" xmlns:w="http://schemas.openxmlformats.org/wordprocessingml/2006/main" xmlns:w14="http://schemas.microsoft.com/office/word/2010/wordml" xmlns:w15="http://schemas.microsoft.com/office/word/2012/wordml" xmlns:w16cex="http://schemas.microsoft.com/office/word/2018/wordml/cex" xmlns:w16cid="http://schemas.microsoft.com/office/word/2016/wordml/cid" xmlns:w16="http://schemas.microsoft.com/office/word/2018/wordml" xmlns:w16sdtdh="http://schemas.microsoft.com/office/word/2020/wordml/sdtdatahash" xmlns:w16se="http://schemas.microsoft.com/office/word/2015/wordml/symex" xmlns:sl="http://schemas.openxmlformats.org/schemaLibrary/2006/main" mc:Ignorable="w14 w15 w16se w16cid w16 w16cex w16sdtdh">
+<w:settings xmlns:mc="http://schemas.openxmlformats.org/markup-compatibility/2006" xmlns:o="urn:schemas-microsoft-com:office:office" xmlns:r="http://schemas.openxmlformats.org/officeDocument/2006/relationships" xmlns:m="http://schemas.openxmlformats.org/officeDocument/2006/math" xmlns:v="urn:schemas-microsoft-com:vml" xmlns:w10="urn:schemas-microsoft-com:office:word" xmlns:w="http://schemas.openxmlformats.org/wordprocessingml/2006/main" xmlns:w14="http://schemas.microsoft.com/office/word/2010/wordml" xmlns:w15="http://schemas.microsoft.com/office/word/2012/wordml" xmlns:w16cex="http://schemas.microsoft.com/office/word/2018/wordml/cex" xmlns:w16cid="http://schemas.microsoft.com/office/word/2016/wordml/cid" xmlns:w16="http://schemas.microsoft.com/office/word/2018/wordml" xmlns:w16du="http://schemas.microsoft.com/office/word/2023/wordml/word16du" xmlns:w16sdtdh="http://schemas.microsoft.com/office/word/2020/wordml/sdtdatahash" xmlns:w16sdtfl="http://schemas.microsoft.com/office/word/2024/wordml/sdtformatlock" xmlns:w16se="http://schemas.microsoft.com/office/word/2015/wordml/symex" xmlns:sl="http://schemas.openxmlformats.org/schemaLibrary/2006/main" mc:Ignorable="w14 w15 w16se w16cid w16 w16cex w16sdtdh w16sdtfl w16du">
   <w:view w:val="normal"/>
   <w:defaultTabStop w:val="720"/>
   <w:characterSpacingControl w:val="doNotCompress"/>
@@ -17598,9 +17492,11 @@
   </w:compat>
   <w:rsids>
     <w:rsidRoot w:val="00723B96"/>
+    <w:rsid w:val="002657F8"/>
     <w:rsid w:val="0037595F"/>
     <w:rsid w:val="00401418"/>
     <w:rsid w:val="0056435F"/>
+    <w:rsid w:val="0061029F"/>
     <w:rsid w:val="00711DED"/>
     <w:rsid w:val="00723B96"/>
     <w:rsid w:val="0079472A"/>
@@ -17630,7 +17526,7 @@
 </file>
 
 <file path=word/glossary/styles.xml><?xml version="1.0" encoding="utf-8"?>
-<w:styles xmlns:mc="http://schemas.openxmlformats.org/markup-compatibility/2006" xmlns:r="http://schemas.openxmlformats.org/officeDocument/2006/relationships" xmlns:w="http://schemas.openxmlformats.org/wordprocessingml/2006/main" xmlns:w14="http://schemas.microsoft.com/office/word/2010/wordml" xmlns:w15="http://schemas.microsoft.com/office/word/2012/wordml" xmlns:w16cex="http://schemas.microsoft.com/office/word/2018/wordml/cex" xmlns:w16cid="http://schemas.microsoft.com/office/word/2016/wordml/cid" xmlns:w16="http://schemas.microsoft.com/office/word/2018/wordml" xmlns:w16sdtdh="http://schemas.microsoft.com/office/word/2020/wordml/sdtdatahash" xmlns:w16se="http://schemas.microsoft.com/office/word/2015/wordml/symex" mc:Ignorable="w14 w15 w16se w16cid w16 w16cex w16sdtdh">
+<w:styles xmlns:mc="http://schemas.openxmlformats.org/markup-compatibility/2006" xmlns:r="http://schemas.openxmlformats.org/officeDocument/2006/relationships" xmlns:w="http://schemas.openxmlformats.org/wordprocessingml/2006/main" xmlns:w14="http://schemas.microsoft.com/office/word/2010/wordml" xmlns:w15="http://schemas.microsoft.com/office/word/2012/wordml" xmlns:w16cex="http://schemas.microsoft.com/office/word/2018/wordml/cex" xmlns:w16cid="http://schemas.microsoft.com/office/word/2016/wordml/cid" xmlns:w16="http://schemas.microsoft.com/office/word/2018/wordml" xmlns:w16du="http://schemas.microsoft.com/office/word/2023/wordml/word16du" xmlns:w16sdtdh="http://schemas.microsoft.com/office/word/2020/wordml/sdtdatahash" xmlns:w16sdtfl="http://schemas.microsoft.com/office/word/2024/wordml/sdtformatlock" xmlns:w16se="http://schemas.microsoft.com/office/word/2015/wordml/symex" mc:Ignorable="w14 w15 w16se w16cid w16 w16cex w16sdtdh w16sdtfl w16du">
   <w:docDefaults>
     <w:rPrDefault>
       <w:rPr>
@@ -18069,7 +17965,7 @@
 </file>
 
 <file path=word/glossary/webSettings.xml><?xml version="1.0" encoding="utf-8"?>
-<w:webSettings xmlns:mc="http://schemas.openxmlformats.org/markup-compatibility/2006" xmlns:r="http://schemas.openxmlformats.org/officeDocument/2006/relationships" xmlns:w="http://schemas.openxmlformats.org/wordprocessingml/2006/main" xmlns:w14="http://schemas.microsoft.com/office/word/2010/wordml" xmlns:w15="http://schemas.microsoft.com/office/word/2012/wordml" xmlns:w16cex="http://schemas.microsoft.com/office/word/2018/wordml/cex" xmlns:w16cid="http://schemas.microsoft.com/office/word/2016/wordml/cid" xmlns:w16="http://schemas.microsoft.com/office/word/2018/wordml" xmlns:w16sdtdh="http://schemas.microsoft.com/office/word/2020/wordml/sdtdatahash" xmlns:w16se="http://schemas.microsoft.com/office/word/2015/wordml/symex" mc:Ignorable="w14 w15 w16se w16cid w16 w16cex w16sdtdh">
+<w:webSettings xmlns:mc="http://schemas.openxmlformats.org/markup-compatibility/2006" xmlns:r="http://schemas.openxmlformats.org/officeDocument/2006/relationships" xmlns:w="http://schemas.openxmlformats.org/wordprocessingml/2006/main" xmlns:w14="http://schemas.microsoft.com/office/word/2010/wordml" xmlns:w15="http://schemas.microsoft.com/office/word/2012/wordml" xmlns:w16cex="http://schemas.microsoft.com/office/word/2018/wordml/cex" xmlns:w16cid="http://schemas.microsoft.com/office/word/2016/wordml/cid" xmlns:w16="http://schemas.microsoft.com/office/word/2018/wordml" xmlns:w16du="http://schemas.microsoft.com/office/word/2023/wordml/word16du" xmlns:w16sdtdh="http://schemas.microsoft.com/office/word/2020/wordml/sdtdatahash" xmlns:w16sdtfl="http://schemas.microsoft.com/office/word/2024/wordml/sdtformatlock" xmlns:w16se="http://schemas.microsoft.com/office/word/2015/wordml/symex" mc:Ignorable="w14 w15 w16se w16cid w16 w16cex w16sdtdh w16sdtfl w16du">
   <w:optimizeForBrowser/>
   <w:allowPNG/>
 </w:webSettings>
